--- a/content/blog/kitajskij-chaj.VK.docx
+++ b/content/blog/kitajskij-chaj.VK.docx
@@ -132,7 +132,7 @@
       <w:r>
         <w:drawing>
           <wp:inline xmlns:a="http://schemas.openxmlformats.org/drawingml/2006/main" xmlns:pic="http://schemas.openxmlformats.org/drawingml/2006/picture">
-            <wp:extent cx="5760720" cy="2741143"/>
+            <wp:extent cx="5760720" cy="2745943"/>
             <wp:docPr id="2" name="Picture 2"/>
             <wp:cNvGraphicFramePr>
               <a:graphicFrameLocks noChangeAspect="1"/>
@@ -153,7 +153,7 @@
                   <pic:spPr>
                     <a:xfrm>
                       <a:off x="0" y="0"/>
-                      <a:ext cx="5760720" cy="2741143"/>
+                      <a:ext cx="5760720" cy="2745943"/>
                     </a:xfrm>
                     <a:prstGeom prst="rect"/>
                   </pic:spPr>
@@ -188,7 +188,7 @@
           <w:color w:val="2C2420"/>
           <w:sz w:val="23"/>
         </w:rPr>
-        <w:t xml:space="preserve">Пара важных уточнений. То, что мы называем «чёрным чаем», в Китае зовут </w:t>
+        <w:t xml:space="preserve">И сразу распутаем главную путаницу с «чёрным». То, что у нас в магазине продают под названием «чёрный чай», по-китайски называется </w:t>
       </w:r>
       <w:r>
         <w:rPr>
@@ -204,7 +204,7 @@
           <w:color w:val="2C2420"/>
           <w:sz w:val="23"/>
         </w:rPr>
-        <w:t xml:space="preserve"> (</w:t>
+        <w:t xml:space="preserve"> — </w:t>
       </w:r>
       <w:r>
         <w:rPr>
@@ -221,7 +221,40 @@
           <w:color w:val="2C2420"/>
           <w:sz w:val="23"/>
         </w:rPr>
-        <w:t xml:space="preserve">) — по цвету настоя. А знаменитый </w:t>
+        <w:t xml:space="preserve"> (по цвету настоя). А китайский </w:t>
+      </w:r>
+      <w:r>
+        <w:rPr>
+          <w:b/>
+          <w:color w:val="2C2420"/>
+          <w:sz w:val="23"/>
+        </w:rPr>
+        <w:t>чёрный чай</w:t>
+      </w:r>
+      <w:r>
+        <w:rPr>
+          <w:b w:val="0"/>
+          <w:color w:val="2C2420"/>
+          <w:sz w:val="23"/>
+        </w:rPr>
+        <w:t xml:space="preserve"> — это </w:t>
+      </w:r>
+      <w:r>
+        <w:rPr>
+          <w:rFonts w:ascii="SimSun" w:hAnsi="SimSun"/>
+          <w:b w:val="0"/>
+          <w:color w:val="A41E3A"/>
+          <w:sz w:val="23"/>
+        </w:rPr>
+        <w:t>黑茶</w:t>
+      </w:r>
+      <w:r>
+        <w:rPr>
+          <w:b w:val="0"/>
+          <w:color w:val="2C2420"/>
+          <w:sz w:val="23"/>
+        </w:rPr>
+        <w:t xml:space="preserve"> (hēichá), совсем другой, постферментированный и выдержанный. Именно к нему относится знаменитый </w:t>
       </w:r>
       <w:r>
         <w:rPr>
@@ -254,7 +287,7 @@
           <w:color w:val="2C2420"/>
           <w:sz w:val="23"/>
         </w:rPr>
-        <w:t>) — это отдельный, тёмный постферментированный чай из провинции Юньнань, который может выдерживаться годами, как вино.</w:t>
+        <w:t>) из провинции Юньнань, который может стареть годами, как вино.</w:t>
       </w:r>
     </w:p>
     <w:p>
@@ -362,7 +395,7 @@
           <w:color w:val="2C2420"/>
           <w:sz w:val="23"/>
         </w:rPr>
-        <w:t xml:space="preserve"> — из другой «весовой категории», тёмный чай со своим землистым характером.</w:t>
+        <w:t xml:space="preserve"> — из другой «весовой категории»: это чёрный, постферментированный чай со своим землистым характером.</w:t>
       </w:r>
     </w:p>
     <w:p>
@@ -628,6 +661,19 @@
     </w:p>
     <w:p>
       <w:pPr>
+        <w:spacing w:before="360" w:after="80"/>
+      </w:pPr>
+      <w:r>
+        <w:rPr>
+          <w:b/>
+          <w:color w:val="841630"/>
+          <w:sz w:val="32"/>
+        </w:rPr>
+        <w:t>Зачем это тем, кто учит китайский</w:t>
+      </w:r>
+    </w:p>
+    <w:p>
+      <w:pPr>
         <w:spacing w:after="160"/>
       </w:pPr>
       <w:r>
@@ -636,7 +682,104 @@
           <w:color w:val="2C2420"/>
           <w:sz w:val="23"/>
         </w:rPr>
-        <w:t>Вот и весь мир китайского чая: шесть видов по ферментации, пуэр и улун как два разных характера и церемония, в которой важна не пышность, а внимание к вкусу. Заварите чай не спеша — и вы поймёте, почему в Китае это отдельное искусство.</w:t>
+        <w:t>Чай в Китае — это не только напиток, но и ключ к языку и людям. Вот почему разбираться в нём стоит каждому, кто учит китайский:</w:t>
+      </w:r>
+    </w:p>
+    <w:p>
+      <w:pPr>
+        <w:spacing w:after="160"/>
+      </w:pPr>
+      <w:r>
+        <w:rPr>
+          <w:b/>
+          <w:color w:val="2C2420"/>
+          <w:sz w:val="23"/>
+        </w:rPr>
+        <w:t>Это язык общения.</w:t>
+      </w:r>
+      <w:r>
+        <w:rPr>
+          <w:b w:val="0"/>
+          <w:color w:val="2C2420"/>
+          <w:sz w:val="23"/>
+        </w:rPr>
+        <w:t xml:space="preserve"> Чаепитие в Китае — повод для неформального разговора, а нередко и фон для деловых переговоров. Понимая, что и как пьют, вы легче вливаетесь в компанию, а у изучающих язык появляется живая тема для практики.</w:t>
+      </w:r>
+    </w:p>
+    <w:p>
+      <w:pPr>
+        <w:spacing w:after="160"/>
+      </w:pPr>
+      <w:r>
+        <w:rPr>
+          <w:b/>
+          <w:color w:val="2C2420"/>
+          <w:sz w:val="23"/>
+        </w:rPr>
+        <w:t>Это лояльность.</w:t>
+      </w:r>
+      <w:r>
+        <w:rPr>
+          <w:b w:val="0"/>
+          <w:color w:val="2C2420"/>
+          <w:sz w:val="23"/>
+        </w:rPr>
+        <w:t xml:space="preserve"> Китайцы очень ценят, когда иностранец разбирается в их культуре. Стоит к месту сказать пару слов про улун или пуэр — и отношение теплеет: и в дружбе, и в бизнесе такой человек вызывает больше доверия.</w:t>
+      </w:r>
+    </w:p>
+    <w:p>
+      <w:pPr>
+        <w:spacing w:after="160"/>
+      </w:pPr>
+      <w:r>
+        <w:rPr>
+          <w:b/>
+          <w:color w:val="2C2420"/>
+          <w:sz w:val="23"/>
+        </w:rPr>
+        <w:t>Это тренировка внимания.</w:t>
+      </w:r>
+      <w:r>
+        <w:rPr>
+          <w:b w:val="0"/>
+          <w:color w:val="2C2420"/>
+          <w:sz w:val="23"/>
+        </w:rPr>
+        <w:t xml:space="preserve"> Церемония гунфу-ча учит замедляться и быть здесь и сейчас: следить за водой, временем, вкусом. Внимание и спокойствие, которые она развивает, пригодятся далеко за пределами чайного стола.</w:t>
+      </w:r>
+    </w:p>
+    <w:p>
+      <w:pPr>
+        <w:spacing w:after="160"/>
+      </w:pPr>
+      <w:r>
+        <w:rPr>
+          <w:b/>
+          <w:color w:val="2C2420"/>
+          <w:sz w:val="23"/>
+        </w:rPr>
+        <w:t>Это окно в историю.</w:t>
+      </w:r>
+      <w:r>
+        <w:rPr>
+          <w:b w:val="0"/>
+          <w:color w:val="2C2420"/>
+          <w:sz w:val="23"/>
+        </w:rPr>
+        <w:t xml:space="preserve"> Через чай удобно изучать историю Китая и мира — он не раз оказывался в центре больших событий, от Великого шёлкового пути до мировой торговли.</w:t>
+      </w:r>
+    </w:p>
+    <w:p>
+      <w:pPr>
+        <w:spacing w:after="160"/>
+      </w:pPr>
+      <w:r>
+        <w:rPr>
+          <w:b w:val="0"/>
+          <w:color w:val="2C2420"/>
+          <w:sz w:val="23"/>
+        </w:rPr>
+        <w:t>Вот и весь мир китайского чая: шесть видов по ферментации, пуэр и улун как два разных характера и церемония, в которой важна не пышность, а внимание к вкусу. Заварите чай не спеша — и вы поймёте, почему в Китае это отдельное искусство и часть живого общения.</w:t>
       </w:r>
     </w:p>
     <w:p>
